--- a/IT_Efiling/IT_EFiling_Automation.docx
+++ b/IT_Efiling/IT_EFiling_Automation.docx
@@ -46,7 +46,7 @@
     <w:p>
       <w:r>
         <w:pict w14:anchorId="422A8383">
-          <v:rect id="_x0000_i1031" style="width:0;height:1.5pt" o:hralign="center" o:hrstd="t" o:hr="t" fillcolor="#a0a0a0" stroked="f"/>
+          <v:rect id="_x0000_i1025" style="width:0;height:1.5pt" o:hralign="center" o:hrstd="t" o:hr="t" fillcolor="#a0a0a0" stroked="f"/>
         </w:pict>
       </w:r>
     </w:p>
@@ -238,6 +238,11 @@
       </w:r>
     </w:p>
     <w:p>
+      <w:pPr>
+        <w:pBdr>
+          <w:bottom w:val="single" w:sz="6" w:space="1" w:color="auto"/>
+        </w:pBdr>
+      </w:pPr>
       <w:r>
         <w:rPr>
           <w:rFonts w:ascii="Segoe UI Emoji" w:hAnsi="Segoe UI Emoji" w:cs="Segoe UI Emoji"/>
@@ -259,11 +264,1109 @@
         <w:t xml:space="preserve"> before actual filing. Consult a CA for complex situations.</w:t>
       </w:r>
     </w:p>
+    <w:p>
+      <w:r>
+        <w:t>Here's a summary of all Budget 2024 / FY 2024-25 corrections made:</w:t>
+      </w:r>
+    </w:p>
+    <w:p>
+      <w:r>
+        <w:rPr>
+          <w:b/>
+          <w:bCs/>
+        </w:rPr>
+        <w:t>Tax rate fixes</w:t>
+      </w:r>
+    </w:p>
+    <w:p>
+      <w:pPr>
+        <w:numPr>
+          <w:ilvl w:val="0"/>
+          <w:numId w:val="2"/>
+        </w:numPr>
+      </w:pPr>
+      <w:r>
+        <w:lastRenderedPageBreak/>
+        <w:t xml:space="preserve">STCG u/s 111A: correctly shown as </w:t>
+      </w:r>
+      <w:r>
+        <w:rPr>
+          <w:b/>
+          <w:bCs/>
+        </w:rPr>
+        <w:t>20%</w:t>
+      </w:r>
+      <w:r>
+        <w:t xml:space="preserve"> (was 15% pre-Budget 2024, effective 23 Jul 2024)</w:t>
+      </w:r>
+    </w:p>
+    <w:p>
+      <w:pPr>
+        <w:numPr>
+          <w:ilvl w:val="0"/>
+          <w:numId w:val="2"/>
+        </w:numPr>
+      </w:pPr>
+      <w:r>
+        <w:t xml:space="preserve">LTCG u/s 112A: correctly shown as </w:t>
+      </w:r>
+      <w:r>
+        <w:rPr>
+          <w:b/>
+          <w:bCs/>
+        </w:rPr>
+        <w:t>12.5%</w:t>
+      </w:r>
+      <w:r>
+        <w:t xml:space="preserve"> with </w:t>
+      </w:r>
+      <w:r>
+        <w:rPr>
+          <w:b/>
+          <w:bCs/>
+        </w:rPr>
+        <w:t>₹1,25,000 exemption</w:t>
+      </w:r>
+      <w:r>
+        <w:t xml:space="preserve"> (was 10% / ₹1L)</w:t>
+      </w:r>
+    </w:p>
+    <w:p>
+      <w:pPr>
+        <w:numPr>
+          <w:ilvl w:val="0"/>
+          <w:numId w:val="2"/>
+        </w:numPr>
+      </w:pPr>
+      <w:r>
+        <w:t xml:space="preserve">LTCG Other (debt/property/gold): noted as </w:t>
+      </w:r>
+      <w:r>
+        <w:rPr>
+          <w:b/>
+          <w:bCs/>
+        </w:rPr>
+        <w:t>no indexation</w:t>
+      </w:r>
+      <w:r>
+        <w:t xml:space="preserve"> from FY 2024-25</w:t>
+      </w:r>
+    </w:p>
+    <w:p>
+      <w:pPr>
+        <w:numPr>
+          <w:ilvl w:val="0"/>
+          <w:numId w:val="2"/>
+        </w:numPr>
+      </w:pPr>
+      <w:r>
+        <w:t xml:space="preserve">New regime surcharge: capped at </w:t>
+      </w:r>
+      <w:r>
+        <w:rPr>
+          <w:b/>
+          <w:bCs/>
+        </w:rPr>
+        <w:t>25% max</w:t>
+      </w:r>
+      <w:r>
+        <w:t xml:space="preserve"> (old regime still goes up to 37%)</w:t>
+      </w:r>
+    </w:p>
+    <w:p>
+      <w:r>
+        <w:rPr>
+          <w:b/>
+          <w:bCs/>
+        </w:rPr>
+        <w:t>Section 87A rebate fix</w:t>
+      </w:r>
+    </w:p>
+    <w:p>
+      <w:pPr>
+        <w:numPr>
+          <w:ilvl w:val="0"/>
+          <w:numId w:val="3"/>
+        </w:numPr>
+      </w:pPr>
+      <w:r>
+        <w:t xml:space="preserve">New regime: rebate applies </w:t>
+      </w:r>
+      <w:r>
+        <w:rPr>
+          <w:b/>
+          <w:bCs/>
+        </w:rPr>
+        <w:t>only to slab income</w:t>
+      </w:r>
+      <w:r>
+        <w:t>, not to STCG/LTCG special rate income — this is now clearly labelled and computed correctly</w:t>
+      </w:r>
+    </w:p>
+    <w:p>
+      <w:r>
+        <w:rPr>
+          <w:b/>
+          <w:bCs/>
+        </w:rPr>
+        <w:t>Section 24(</w:t>
+      </w:r>
+      <w:proofErr w:type="gramStart"/>
+      <w:r>
+        <w:rPr>
+          <w:b/>
+          <w:bCs/>
+        </w:rPr>
+        <w:t>b) —</w:t>
+      </w:r>
+      <w:proofErr w:type="gramEnd"/>
+      <w:r>
+        <w:rPr>
+          <w:b/>
+          <w:bCs/>
+        </w:rPr>
+        <w:t xml:space="preserve"> Home Loan Interest</w:t>
+      </w:r>
+    </w:p>
+    <w:p>
+      <w:pPr>
+        <w:numPr>
+          <w:ilvl w:val="0"/>
+          <w:numId w:val="4"/>
+        </w:numPr>
+      </w:pPr>
+      <w:r>
+        <w:t xml:space="preserve">New regime: </w:t>
+      </w:r>
+      <w:r>
+        <w:rPr>
+          <w:b/>
+          <w:bCs/>
+        </w:rPr>
+        <w:t>no deduction at all</w:t>
+      </w:r>
+      <w:r>
+        <w:t xml:space="preserve"> (neither self-occupied nor </w:t>
+      </w:r>
+      <w:proofErr w:type="gramStart"/>
+      <w:r>
+        <w:t>rented) —</w:t>
+      </w:r>
+      <w:proofErr w:type="gramEnd"/>
+      <w:r>
+        <w:t xml:space="preserve"> previously the tool incorrectly allowed self-occupied HP loss in new regime</w:t>
+      </w:r>
+    </w:p>
+    <w:p>
+      <w:r>
+        <w:rPr>
+          <w:b/>
+          <w:bCs/>
+        </w:rPr>
+        <w:t>NPS 80</w:t>
+      </w:r>
+      <w:proofErr w:type="gramStart"/>
+      <w:r>
+        <w:rPr>
+          <w:b/>
+          <w:bCs/>
+        </w:rPr>
+        <w:t>CCD(2) —</w:t>
+      </w:r>
+      <w:proofErr w:type="gramEnd"/>
+      <w:r>
+        <w:rPr>
+          <w:b/>
+          <w:bCs/>
+        </w:rPr>
+        <w:t xml:space="preserve"> Employer NPS contribution</w:t>
+      </w:r>
+    </w:p>
+    <w:p>
+      <w:pPr>
+        <w:numPr>
+          <w:ilvl w:val="0"/>
+          <w:numId w:val="5"/>
+        </w:numPr>
+      </w:pPr>
+      <w:r>
+        <w:t xml:space="preserve">New </w:t>
+      </w:r>
+      <w:r>
+        <w:rPr>
+          <w:b/>
+          <w:bCs/>
+        </w:rPr>
+        <w:t>input field added</w:t>
+      </w:r>
+      <w:r>
+        <w:t xml:space="preserve"> in Step 2 (salary section)</w:t>
+      </w:r>
+    </w:p>
+    <w:p>
+      <w:pPr>
+        <w:numPr>
+          <w:ilvl w:val="0"/>
+          <w:numId w:val="5"/>
+        </w:numPr>
+      </w:pPr>
+      <w:r>
+        <w:t xml:space="preserve">Correctly applied as a </w:t>
+      </w:r>
+      <w:r>
+        <w:rPr>
+          <w:b/>
+          <w:bCs/>
+        </w:rPr>
+        <w:t>deduction in both old and new regimes</w:t>
+      </w:r>
+      <w:r>
+        <w:t xml:space="preserve"> (new regime limit: 14% of basic; old: 10%)</w:t>
+      </w:r>
+    </w:p>
+    <w:p>
+      <w:r>
+        <w:rPr>
+          <w:b/>
+          <w:bCs/>
+        </w:rPr>
+        <w:t>Filing checklist</w:t>
+      </w:r>
+      <w:r>
+        <w:t xml:space="preserve"> expanded with AIS download, capital gain statements, NPS certificate, and landlord PAN requirement for HRA.</w:t>
+      </w:r>
+    </w:p>
+    <w:p>
+      <w:pPr>
+        <w:pBdr>
+          <w:bottom w:val="single" w:sz="6" w:space="1" w:color="auto"/>
+        </w:pBdr>
+      </w:pPr>
+      <w:r>
+        <w:rPr>
+          <w:b/>
+          <w:bCs/>
+        </w:rPr>
+        <w:t>JSON export</w:t>
+      </w:r>
+      <w:r>
+        <w:t xml:space="preserve"> now includes Budget 2024 change notes and sec80CCD2 with </w:t>
+      </w:r>
+      <w:proofErr w:type="spellStart"/>
+      <w:r>
+        <w:t>applicableRegime</w:t>
+      </w:r>
+      <w:proofErr w:type="spellEnd"/>
+      <w:r>
+        <w:t xml:space="preserve"> flags for e-filing automation use.</w:t>
+      </w:r>
+    </w:p>
+    <w:p>
+      <w:r>
+        <w:t xml:space="preserve">You're </w:t>
+      </w:r>
+      <w:proofErr w:type="gramStart"/>
+      <w:r>
+        <w:t>absolutely right</w:t>
+      </w:r>
+      <w:proofErr w:type="gramEnd"/>
+      <w:r>
+        <w:t xml:space="preserve"> to flag this. The previous file was built for </w:t>
+      </w:r>
+      <w:r>
+        <w:rPr>
+          <w:b/>
+          <w:bCs/>
+        </w:rPr>
+        <w:t>AY 2025-26 (FY 2024-</w:t>
+      </w:r>
+      <w:proofErr w:type="gramStart"/>
+      <w:r>
+        <w:rPr>
+          <w:b/>
+          <w:bCs/>
+        </w:rPr>
+        <w:t>25)</w:t>
+      </w:r>
+      <w:r>
+        <w:t xml:space="preserve"> —</w:t>
+      </w:r>
+      <w:proofErr w:type="gramEnd"/>
+      <w:r>
+        <w:t xml:space="preserve"> but today is April 2026, meaning the </w:t>
+      </w:r>
+      <w:r>
+        <w:rPr>
+          <w:b/>
+          <w:bCs/>
+        </w:rPr>
+        <w:t>current filing year is AY 2026-27 (FY 2025-26)</w:t>
+      </w:r>
+      <w:r>
+        <w:t>. Budget 2025 made major changes. Let me rebuild it fully updated.</w:t>
+      </w:r>
+    </w:p>
+    <w:p>
+      <w:r>
+        <w:rPr>
+          <w:b/>
+          <w:bCs/>
+        </w:rPr>
+        <w:t>What changed (Budget 2025 — now in force):</w:t>
+      </w:r>
+    </w:p>
+    <w:p>
+      <w:pPr>
+        <w:numPr>
+          <w:ilvl w:val="0"/>
+          <w:numId w:val="6"/>
+        </w:numPr>
+      </w:pPr>
+      <w:r>
+        <w:t xml:space="preserve">New regime basic exemption </w:t>
+      </w:r>
+      <w:proofErr w:type="gramStart"/>
+      <w:r>
+        <w:t>raised to ₹</w:t>
+      </w:r>
+      <w:proofErr w:type="gramEnd"/>
+      <w:r>
+        <w:t xml:space="preserve">4 lakh (from ₹3 lakh). 87A rebate increased to ₹60,000 making income up to ₹12 lakh completely tax-free. </w:t>
+      </w:r>
+      <w:hyperlink r:id="rId8" w:tgtFrame="_blank" w:history="1">
+        <w:proofErr w:type="spellStart"/>
+        <w:r>
+          <w:rPr>
+            <w:rStyle w:val="Hyperlink"/>
+          </w:rPr>
+          <w:t>Cleartax</w:t>
+        </w:r>
+        <w:proofErr w:type="spellEnd"/>
+      </w:hyperlink>
+    </w:p>
+    <w:p>
+      <w:proofErr w:type="gramStart"/>
+      <w:r>
+        <w:t>  New</w:t>
+      </w:r>
+      <w:proofErr w:type="gramEnd"/>
+      <w:r>
+        <w:t xml:space="preserve"> tax regime slabs restructured by Budget 2025 and remain unchanged for FY 2026-27 (Budget 2026 made no changes). Standard deduction remains ₹75,000 for salaried — so gross salary up to ₹12.75 lakh = zero tax. </w:t>
+      </w:r>
+      <w:hyperlink r:id="rId9" w:tgtFrame="_blank" w:history="1">
+        <w:r>
+          <w:rPr>
+            <w:rStyle w:val="Hyperlink"/>
+          </w:rPr>
+          <w:t>ITR Stats</w:t>
+        </w:r>
+      </w:hyperlink>
+    </w:p>
+    <w:p>
+      <w:proofErr w:type="gramStart"/>
+      <w:r>
+        <w:lastRenderedPageBreak/>
+        <w:t>  87</w:t>
+      </w:r>
+      <w:proofErr w:type="gramEnd"/>
+      <w:r>
+        <w:t xml:space="preserve">A rebate does NOT apply to capital gains (STCG 111A, LTCG 112A) even if total income is under ₹12 lakh. </w:t>
+      </w:r>
+      <w:hyperlink r:id="rId10" w:tgtFrame="_blank" w:history="1">
+        <w:r>
+          <w:rPr>
+            <w:rStyle w:val="Hyperlink"/>
+          </w:rPr>
+          <w:t>ITR Stats</w:t>
+        </w:r>
+      </w:hyperlink>
+    </w:p>
+    <w:p>
+      <w:proofErr w:type="gramStart"/>
+      <w:r>
+        <w:t>  Old</w:t>
+      </w:r>
+      <w:proofErr w:type="gramEnd"/>
+      <w:r>
+        <w:t xml:space="preserve"> regime slabs remain unchanged. Max surcharge under new regime </w:t>
+      </w:r>
+      <w:proofErr w:type="gramStart"/>
+      <w:r>
+        <w:t>capped</w:t>
+      </w:r>
+      <w:proofErr w:type="gramEnd"/>
+      <w:r>
+        <w:t xml:space="preserve"> at 25% vs 37% under old. </w:t>
+      </w:r>
+      <w:hyperlink r:id="rId11" w:tgtFrame="_blank" w:history="1">
+        <w:proofErr w:type="spellStart"/>
+        <w:r>
+          <w:rPr>
+            <w:rStyle w:val="Hyperlink"/>
+          </w:rPr>
+          <w:t>Quikchex</w:t>
+        </w:r>
+        <w:proofErr w:type="spellEnd"/>
+      </w:hyperlink>
+    </w:p>
+    <w:p>
+      <w:r>
+        <w:t>Ran 5 commands, created a file</w:t>
+      </w:r>
+    </w:p>
+    <w:p>
+      <w:r>
+        <w:t>The file got overwritten by the stub. Let me write it properly now.</w:t>
+      </w:r>
+    </w:p>
+    <w:p>
+      <w:r>
+        <w:t>Ran 2 commands</w:t>
+      </w:r>
+    </w:p>
+    <w:p>
+      <w:r>
+        <w:t xml:space="preserve">18/18 checks passed </w:t>
+      </w:r>
+      <w:r>
+        <w:rPr>
+          <w:rFonts w:ascii="Segoe UI Emoji" w:hAnsi="Segoe UI Emoji" w:cs="Segoe UI Emoji"/>
+        </w:rPr>
+        <w:t>✅</w:t>
+      </w:r>
+    </w:p>
+    <w:p>
+      <w:r>
+        <w:t>Presented file</w:t>
+      </w:r>
+    </w:p>
+    <w:p>
+      <w:r>
+        <w:t>You were right to question it — the previous version was outdated. Here's what's been fully corrected:</w:t>
+      </w:r>
+    </w:p>
+    <w:p>
+      <w:r>
+        <w:rPr>
+          <w:b/>
+          <w:bCs/>
+        </w:rPr>
+        <w:t>What was wrong before → What's fixed now:</w:t>
+      </w:r>
+    </w:p>
+    <w:tbl>
+      <w:tblPr>
+        <w:tblW w:w="0" w:type="auto"/>
+        <w:tblCellSpacing w:w="15" w:type="dxa"/>
+        <w:tblCellMar>
+          <w:top w:w="15" w:type="dxa"/>
+          <w:left w:w="15" w:type="dxa"/>
+          <w:bottom w:w="15" w:type="dxa"/>
+          <w:right w:w="15" w:type="dxa"/>
+        </w:tblCellMar>
+        <w:tblLook w:val="04A0" w:firstRow="1" w:lastRow="0" w:firstColumn="1" w:lastColumn="0" w:noHBand="0" w:noVBand="1"/>
+      </w:tblPr>
+      <w:tblGrid>
+        <w:gridCol w:w="2610"/>
+        <w:gridCol w:w="2013"/>
+        <w:gridCol w:w="4737"/>
+      </w:tblGrid>
+      <w:tr>
+        <w:trPr>
+          <w:tblHeader/>
+          <w:tblCellSpacing w:w="15" w:type="dxa"/>
+        </w:trPr>
+        <w:tc>
+          <w:tcPr>
+            <w:tcW w:w="0" w:type="auto"/>
+            <w:vAlign w:val="center"/>
+            <w:hideMark/>
+          </w:tcPr>
+          <w:p>
+            <w:pPr>
+              <w:rPr>
+                <w:b/>
+                <w:bCs/>
+              </w:rPr>
+            </w:pPr>
+            <w:r>
+              <w:rPr>
+                <w:b/>
+                <w:bCs/>
+              </w:rPr>
+              <w:t>Item</w:t>
+            </w:r>
+          </w:p>
+        </w:tc>
+        <w:tc>
+          <w:tcPr>
+            <w:tcW w:w="0" w:type="auto"/>
+            <w:vAlign w:val="center"/>
+            <w:hideMark/>
+          </w:tcPr>
+          <w:p>
+            <w:pPr>
+              <w:rPr>
+                <w:b/>
+                <w:bCs/>
+              </w:rPr>
+            </w:pPr>
+            <w:r>
+              <w:rPr>
+                <w:b/>
+                <w:bCs/>
+              </w:rPr>
+              <w:t>Old (Wrong)</w:t>
+            </w:r>
+          </w:p>
+        </w:tc>
+        <w:tc>
+          <w:tcPr>
+            <w:tcW w:w="0" w:type="auto"/>
+            <w:vAlign w:val="center"/>
+            <w:hideMark/>
+          </w:tcPr>
+          <w:p>
+            <w:pPr>
+              <w:rPr>
+                <w:b/>
+                <w:bCs/>
+              </w:rPr>
+            </w:pPr>
+            <w:r>
+              <w:rPr>
+                <w:b/>
+                <w:bCs/>
+              </w:rPr>
+              <w:t>New (Correct)</w:t>
+            </w:r>
+          </w:p>
+        </w:tc>
+      </w:tr>
+      <w:tr>
+        <w:trPr>
+          <w:tblCellSpacing w:w="15" w:type="dxa"/>
+        </w:trPr>
+        <w:tc>
+          <w:tcPr>
+            <w:tcW w:w="0" w:type="auto"/>
+            <w:vAlign w:val="center"/>
+            <w:hideMark/>
+          </w:tcPr>
+          <w:p>
+            <w:r>
+              <w:t>Assessment Year</w:t>
+            </w:r>
+          </w:p>
+        </w:tc>
+        <w:tc>
+          <w:tcPr>
+            <w:tcW w:w="0" w:type="auto"/>
+            <w:vAlign w:val="center"/>
+            <w:hideMark/>
+          </w:tcPr>
+          <w:p>
+            <w:r>
+              <w:t>AY 2025-26</w:t>
+            </w:r>
+          </w:p>
+        </w:tc>
+        <w:tc>
+          <w:tcPr>
+            <w:tcW w:w="0" w:type="auto"/>
+            <w:vAlign w:val="center"/>
+            <w:hideMark/>
+          </w:tcPr>
+          <w:p>
+            <w:r>
+              <w:rPr>
+                <w:b/>
+                <w:bCs/>
+              </w:rPr>
+              <w:t>AY 2026-27</w:t>
+            </w:r>
+          </w:p>
+        </w:tc>
+      </w:tr>
+      <w:tr>
+        <w:trPr>
+          <w:tblCellSpacing w:w="15" w:type="dxa"/>
+        </w:trPr>
+        <w:tc>
+          <w:tcPr>
+            <w:tcW w:w="0" w:type="auto"/>
+            <w:vAlign w:val="center"/>
+            <w:hideMark/>
+          </w:tcPr>
+          <w:p>
+            <w:r>
+              <w:t>Financial Year</w:t>
+            </w:r>
+          </w:p>
+        </w:tc>
+        <w:tc>
+          <w:tcPr>
+            <w:tcW w:w="0" w:type="auto"/>
+            <w:vAlign w:val="center"/>
+            <w:hideMark/>
+          </w:tcPr>
+          <w:p>
+            <w:r>
+              <w:t>FY 2024-25</w:t>
+            </w:r>
+          </w:p>
+        </w:tc>
+        <w:tc>
+          <w:tcPr>
+            <w:tcW w:w="0" w:type="auto"/>
+            <w:vAlign w:val="center"/>
+            <w:hideMark/>
+          </w:tcPr>
+          <w:p>
+            <w:r>
+              <w:rPr>
+                <w:b/>
+                <w:bCs/>
+              </w:rPr>
+              <w:t>FY 2025-26</w:t>
+            </w:r>
+          </w:p>
+        </w:tc>
+      </w:tr>
+      <w:tr>
+        <w:trPr>
+          <w:tblCellSpacing w:w="15" w:type="dxa"/>
+        </w:trPr>
+        <w:tc>
+          <w:tcPr>
+            <w:tcW w:w="0" w:type="auto"/>
+            <w:vAlign w:val="center"/>
+            <w:hideMark/>
+          </w:tcPr>
+          <w:p>
+            <w:r>
+              <w:t>New regime basic exemption</w:t>
+            </w:r>
+          </w:p>
+        </w:tc>
+        <w:tc>
+          <w:tcPr>
+            <w:tcW w:w="0" w:type="auto"/>
+            <w:vAlign w:val="center"/>
+            <w:hideMark/>
+          </w:tcPr>
+          <w:p>
+            <w:r>
+              <w:t>Rs.3 lakh</w:t>
+            </w:r>
+          </w:p>
+        </w:tc>
+        <w:tc>
+          <w:tcPr>
+            <w:tcW w:w="0" w:type="auto"/>
+            <w:vAlign w:val="center"/>
+            <w:hideMark/>
+          </w:tcPr>
+          <w:p>
+            <w:r>
+              <w:rPr>
+                <w:b/>
+                <w:bCs/>
+              </w:rPr>
+              <w:t>Rs.4 lakh</w:t>
+            </w:r>
+          </w:p>
+        </w:tc>
+      </w:tr>
+      <w:tr>
+        <w:trPr>
+          <w:tblCellSpacing w:w="15" w:type="dxa"/>
+        </w:trPr>
+        <w:tc>
+          <w:tcPr>
+            <w:tcW w:w="0" w:type="auto"/>
+            <w:vAlign w:val="center"/>
+            <w:hideMark/>
+          </w:tcPr>
+          <w:p>
+            <w:r>
+              <w:t>New regime slabs</w:t>
+            </w:r>
+          </w:p>
+        </w:tc>
+        <w:tc>
+          <w:tcPr>
+            <w:tcW w:w="0" w:type="auto"/>
+            <w:vAlign w:val="center"/>
+            <w:hideMark/>
+          </w:tcPr>
+          <w:p>
+            <w:r>
+              <w:t>5 bands up to Rs.15L</w:t>
+            </w:r>
+          </w:p>
+        </w:tc>
+        <w:tc>
+          <w:tcPr>
+            <w:tcW w:w="0" w:type="auto"/>
+            <w:vAlign w:val="center"/>
+            <w:hideMark/>
+          </w:tcPr>
+          <w:p>
+            <w:r>
+              <w:rPr>
+                <w:b/>
+                <w:bCs/>
+              </w:rPr>
+              <w:t>7 bands up to Rs.24L</w:t>
+            </w:r>
+          </w:p>
+        </w:tc>
+      </w:tr>
+      <w:tr>
+        <w:trPr>
+          <w:tblCellSpacing w:w="15" w:type="dxa"/>
+        </w:trPr>
+        <w:tc>
+          <w:tcPr>
+            <w:tcW w:w="0" w:type="auto"/>
+            <w:vAlign w:val="center"/>
+            <w:hideMark/>
+          </w:tcPr>
+          <w:p>
+            <w:r>
+              <w:t>87A rebate (new)</w:t>
+            </w:r>
+          </w:p>
+        </w:tc>
+        <w:tc>
+          <w:tcPr>
+            <w:tcW w:w="0" w:type="auto"/>
+            <w:vAlign w:val="center"/>
+            <w:hideMark/>
+          </w:tcPr>
+          <w:p>
+            <w:r>
+              <w:t>Rs.25,000 (≤Rs.7L)</w:t>
+            </w:r>
+          </w:p>
+        </w:tc>
+        <w:tc>
+          <w:tcPr>
+            <w:tcW w:w="0" w:type="auto"/>
+            <w:vAlign w:val="center"/>
+            <w:hideMark/>
+          </w:tcPr>
+          <w:p>
+            <w:r>
+              <w:rPr>
+                <w:b/>
+                <w:bCs/>
+              </w:rPr>
+              <w:t>Rs.60,000 (≤Rs.12L = zero tax)</w:t>
+            </w:r>
+          </w:p>
+        </w:tc>
+      </w:tr>
+      <w:tr>
+        <w:trPr>
+          <w:tblCellSpacing w:w="15" w:type="dxa"/>
+        </w:trPr>
+        <w:tc>
+          <w:tcPr>
+            <w:tcW w:w="0" w:type="auto"/>
+            <w:vAlign w:val="center"/>
+            <w:hideMark/>
+          </w:tcPr>
+          <w:p>
+            <w:r>
+              <w:t>Salaried zero-tax limit</w:t>
+            </w:r>
+          </w:p>
+        </w:tc>
+        <w:tc>
+          <w:tcPr>
+            <w:tcW w:w="0" w:type="auto"/>
+            <w:vAlign w:val="center"/>
+            <w:hideMark/>
+          </w:tcPr>
+          <w:p>
+            <w:r>
+              <w:t>Rs.7.5L</w:t>
+            </w:r>
+          </w:p>
+        </w:tc>
+        <w:tc>
+          <w:tcPr>
+            <w:tcW w:w="0" w:type="auto"/>
+            <w:vAlign w:val="center"/>
+            <w:hideMark/>
+          </w:tcPr>
+          <w:p>
+            <w:r>
+              <w:rPr>
+                <w:b/>
+                <w:bCs/>
+              </w:rPr>
+              <w:t>Rs.12.75L</w:t>
+            </w:r>
+            <w:r>
+              <w:t xml:space="preserve"> (after std </w:t>
+            </w:r>
+            <w:proofErr w:type="spellStart"/>
+            <w:r>
+              <w:t>ded</w:t>
+            </w:r>
+            <w:proofErr w:type="spellEnd"/>
+            <w:r>
+              <w:t>)</w:t>
+            </w:r>
+          </w:p>
+        </w:tc>
+      </w:tr>
+      <w:tr>
+        <w:trPr>
+          <w:tblCellSpacing w:w="15" w:type="dxa"/>
+        </w:trPr>
+        <w:tc>
+          <w:tcPr>
+            <w:tcW w:w="0" w:type="auto"/>
+            <w:vAlign w:val="center"/>
+            <w:hideMark/>
+          </w:tcPr>
+          <w:p>
+            <w:r>
+              <w:t>Marginal relief</w:t>
+            </w:r>
+          </w:p>
+        </w:tc>
+        <w:tc>
+          <w:tcPr>
+            <w:tcW w:w="0" w:type="auto"/>
+            <w:vAlign w:val="center"/>
+            <w:hideMark/>
+          </w:tcPr>
+          <w:p>
+            <w:r>
+              <w:t>Not implemented</w:t>
+            </w:r>
+          </w:p>
+        </w:tc>
+        <w:tc>
+          <w:tcPr>
+            <w:tcW w:w="0" w:type="auto"/>
+            <w:vAlign w:val="center"/>
+            <w:hideMark/>
+          </w:tcPr>
+          <w:p>
+            <w:r>
+              <w:rPr>
+                <w:b/>
+                <w:bCs/>
+              </w:rPr>
+              <w:t>Implemented</w:t>
+            </w:r>
+            <w:r>
+              <w:t xml:space="preserve"> (near Rs.12L boundary)</w:t>
+            </w:r>
+          </w:p>
+        </w:tc>
+      </w:tr>
+      <w:tr>
+        <w:trPr>
+          <w:tblCellSpacing w:w="15" w:type="dxa"/>
+        </w:trPr>
+        <w:tc>
+          <w:tcPr>
+            <w:tcW w:w="0" w:type="auto"/>
+            <w:vAlign w:val="center"/>
+            <w:hideMark/>
+          </w:tcPr>
+          <w:p>
+            <w:r>
+              <w:t>Due date</w:t>
+            </w:r>
+          </w:p>
+        </w:tc>
+        <w:tc>
+          <w:tcPr>
+            <w:tcW w:w="0" w:type="auto"/>
+            <w:vAlign w:val="center"/>
+            <w:hideMark/>
+          </w:tcPr>
+          <w:p>
+            <w:r>
+              <w:t>31 Jul 2025</w:t>
+            </w:r>
+          </w:p>
+        </w:tc>
+        <w:tc>
+          <w:tcPr>
+            <w:tcW w:w="0" w:type="auto"/>
+            <w:vAlign w:val="center"/>
+            <w:hideMark/>
+          </w:tcPr>
+          <w:p>
+            <w:r>
+              <w:rPr>
+                <w:b/>
+                <w:bCs/>
+              </w:rPr>
+              <w:t>31 Jul 2026</w:t>
+            </w:r>
+          </w:p>
+        </w:tc>
+      </w:tr>
+      <w:tr>
+        <w:trPr>
+          <w:tblCellSpacing w:w="15" w:type="dxa"/>
+        </w:trPr>
+        <w:tc>
+          <w:tcPr>
+            <w:tcW w:w="0" w:type="auto"/>
+            <w:vAlign w:val="center"/>
+            <w:hideMark/>
+          </w:tcPr>
+          <w:p>
+            <w:r>
+              <w:t>87A on capital gains</w:t>
+            </w:r>
+          </w:p>
+        </w:tc>
+        <w:tc>
+          <w:tcPr>
+            <w:tcW w:w="0" w:type="auto"/>
+            <w:vAlign w:val="center"/>
+            <w:hideMark/>
+          </w:tcPr>
+          <w:p>
+            <w:r>
+              <w:t>Not warned</w:t>
+            </w:r>
+          </w:p>
+        </w:tc>
+        <w:tc>
+          <w:tcPr>
+            <w:tcW w:w="0" w:type="auto"/>
+            <w:vAlign w:val="center"/>
+            <w:hideMark/>
+          </w:tcPr>
+          <w:p>
+            <w:r>
+              <w:rPr>
+                <w:b/>
+                <w:bCs/>
+              </w:rPr>
+              <w:t>Explicitly warned</w:t>
+            </w:r>
+            <w:r>
+              <w:t xml:space="preserve"> — 87A does NOT apply to STCG/LTCG</w:t>
+            </w:r>
+          </w:p>
+        </w:tc>
+      </w:tr>
+      <w:tr>
+        <w:trPr>
+          <w:tblCellSpacing w:w="15" w:type="dxa"/>
+        </w:trPr>
+        <w:tc>
+          <w:tcPr>
+            <w:tcW w:w="0" w:type="auto"/>
+            <w:vAlign w:val="center"/>
+            <w:hideMark/>
+          </w:tcPr>
+          <w:p>
+            <w:r>
+              <w:lastRenderedPageBreak/>
+              <w:t>Standard deduction (new)</w:t>
+            </w:r>
+          </w:p>
+        </w:tc>
+        <w:tc>
+          <w:tcPr>
+            <w:tcW w:w="0" w:type="auto"/>
+            <w:vAlign w:val="center"/>
+            <w:hideMark/>
+          </w:tcPr>
+          <w:p>
+            <w:r>
+              <w:t>Rs.75,000 ✓</w:t>
+            </w:r>
+          </w:p>
+        </w:tc>
+        <w:tc>
+          <w:tcPr>
+            <w:tcW w:w="0" w:type="auto"/>
+            <w:vAlign w:val="center"/>
+            <w:hideMark/>
+          </w:tcPr>
+          <w:p>
+            <w:r>
+              <w:t>Rs.75,000 ✓ (was already correct)</w:t>
+            </w:r>
+          </w:p>
+        </w:tc>
+      </w:tr>
+      <w:tr>
+        <w:trPr>
+          <w:tblCellSpacing w:w="15" w:type="dxa"/>
+        </w:trPr>
+        <w:tc>
+          <w:tcPr>
+            <w:tcW w:w="0" w:type="auto"/>
+            <w:vAlign w:val="center"/>
+            <w:hideMark/>
+          </w:tcPr>
+          <w:p>
+            <w:r>
+              <w:t>Old regime slabs</w:t>
+            </w:r>
+          </w:p>
+        </w:tc>
+        <w:tc>
+          <w:tcPr>
+            <w:tcW w:w="0" w:type="auto"/>
+            <w:vAlign w:val="center"/>
+            <w:hideMark/>
+          </w:tcPr>
+          <w:p>
+            <w:r>
+              <w:t>Unchanged ✓</w:t>
+            </w:r>
+          </w:p>
+        </w:tc>
+        <w:tc>
+          <w:tcPr>
+            <w:tcW w:w="0" w:type="auto"/>
+            <w:vAlign w:val="center"/>
+            <w:hideMark/>
+          </w:tcPr>
+          <w:p>
+            <w:r>
+              <w:t>Unchanged ✓ (no change in Budget 2025)</w:t>
+            </w:r>
+          </w:p>
+        </w:tc>
+      </w:tr>
+    </w:tbl>
+    <w:p>
+      <w:r>
+        <w:t xml:space="preserve">Budget 2026 made no changes to slabs — so these Budget 2025 rates apply identically for both FY 2025-26 and FY 2026-27. </w:t>
+      </w:r>
+      <w:hyperlink r:id="rId12" w:tgtFrame="_blank" w:history="1">
+        <w:r>
+          <w:rPr>
+            <w:rStyle w:val="Hyperlink"/>
+          </w:rPr>
+          <w:t>ITR Stats</w:t>
+        </w:r>
+      </w:hyperlink>
+    </w:p>
     <w:p/>
     <w:sectPr>
-      <w:headerReference w:type="even" r:id="rId8"/>
-      <w:headerReference w:type="default" r:id="rId9"/>
-      <w:headerReference w:type="first" r:id="rId10"/>
+      <w:headerReference w:type="even" r:id="rId13"/>
+      <w:headerReference w:type="default" r:id="rId14"/>
+      <w:headerReference w:type="first" r:id="rId15"/>
       <w:pgSz w:w="12240" w:h="15840"/>
       <w:pgMar w:top="1440" w:right="1440" w:bottom="1440" w:left="1440" w:header="720" w:footer="720" w:gutter="0"/>
       <w:cols w:space="720"/>
@@ -417,7 +1520,6 @@
               <v:path gradientshapeok="t" o:connecttype="rect"/>
             </v:shapetype>
             <v:shape id="Text Box 2" o:spid="_x0000_s1026" type="#_x0000_t202" alt="Internal" style="position:absolute;margin-left:0;margin-top:0;width:31.75pt;height:29.15pt;z-index:251659264;visibility:visible;mso-wrap-style:none;mso-wrap-distance-left:0;mso-wrap-distance-top:0;mso-wrap-distance-right:0;mso-wrap-distance-bottom:0;mso-position-horizontal:center;mso-position-horizontal-relative:page;mso-position-vertical:top;mso-position-vertical-relative:page;v-text-anchor:top" o:gfxdata="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" filled="f" stroked="f">
-              <v:fill o:detectmouseclick="t"/>
               <v:textbox style="mso-fit-shape-to-text:t" inset="0,15pt,0,0">
                 <w:txbxContent>
                   <w:p>
@@ -548,7 +1650,6 @@
               <v:path gradientshapeok="t" o:connecttype="rect"/>
             </v:shapetype>
             <v:shape id="Text Box 3" o:spid="_x0000_s1027" type="#_x0000_t202" alt="Internal" style="position:absolute;margin-left:0;margin-top:0;width:31.75pt;height:29.15pt;z-index:251660288;visibility:visible;mso-wrap-style:none;mso-wrap-distance-left:0;mso-wrap-distance-top:0;mso-wrap-distance-right:0;mso-wrap-distance-bottom:0;mso-position-horizontal:center;mso-position-horizontal-relative:page;mso-position-vertical:top;mso-position-vertical-relative:page;v-text-anchor:top" o:gfxdata="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" filled="f" stroked="f">
-              <v:fill o:detectmouseclick="t"/>
               <v:textbox style="mso-fit-shape-to-text:t" inset="0,15pt,0,0">
                 <w:txbxContent>
                   <w:p>
@@ -679,7 +1780,6 @@
               <v:path gradientshapeok="t" o:connecttype="rect"/>
             </v:shapetype>
             <v:shape id="Text Box 1" o:spid="_x0000_s1028" type="#_x0000_t202" alt="Internal" style="position:absolute;margin-left:0;margin-top:0;width:31.75pt;height:29.15pt;z-index:251658240;visibility:visible;mso-wrap-style:none;mso-wrap-distance-left:0;mso-wrap-distance-top:0;mso-wrap-distance-right:0;mso-wrap-distance-bottom:0;mso-position-horizontal:center;mso-position-horizontal-relative:page;mso-position-vertical:top;mso-position-vertical-relative:page;v-text-anchor:top" o:gfxdata="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" filled="f" stroked="f">
-              <v:fill o:detectmouseclick="t"/>
               <v:textbox style="mso-fit-shape-to-text:t" inset="0,15pt,0,0">
                 <w:txbxContent>
                   <w:p>
@@ -719,6 +1819,751 @@
 <file path=word/numbering.xml><?xml version="1.0" encoding="utf-8"?>
 <w:numbering xmlns:wpc="http://schemas.microsoft.com/office/word/2010/wordprocessingCanvas" xmlns:cx="http://schemas.microsoft.com/office/drawing/2014/chartex" xmlns:cx1="http://schemas.microsoft.com/office/drawing/2015/9/8/chartex" xmlns:cx2="http://schemas.microsoft.com/office/drawing/2015/10/21/chartex" xmlns:cx3="http://schemas.microsoft.com/office/drawing/2016/5/9/chartex" xmlns:cx4="http://schemas.microsoft.com/office/drawing/2016/5/10/chartex" xmlns:cx5="http://schemas.microsoft.com/office/drawing/2016/5/11/chartex" xmlns:cx6="http://schemas.microsoft.com/office/drawing/2016/5/12/chartex" xmlns:cx7="http://schemas.microsoft.com/office/drawing/2016/5/13/chartex" xmlns:cx8="http://schemas.microsoft.com/office/drawing/2016/5/14/chartex" xmlns:mc="http://schemas.openxmlformats.org/markup-compatibility/2006" xmlns:aink="http://schemas.microsoft.com/office/drawing/2016/ink" xmlns:am3d="http://schemas.microsoft.com/office/drawing/2017/model3d" xmlns:o="urn:schemas-microsoft-com:office:office" xmlns:oel="http://schemas.microsoft.com/office/2019/extlst" xmlns:r="http://schemas.openxmlformats.org/officeDocument/2006/relationships" xmlns:m="http://schemas.openxmlformats.org/officeDocument/2006/math" xmlns:v="urn:schemas-microsoft-com:vml" xmlns:wp14="http://schemas.microsoft.com/office/word/2010/wordprocessingDrawing" xmlns:wp="http://schemas.openxmlformats.org/drawingml/2006/wordprocessingDrawing" xmlns:w10="urn:schemas-microsoft-com:office:word" xmlns:w="http://schemas.openxmlformats.org/wordprocessingml/2006/main" xmlns:w14="http://schemas.microsoft.com/office/word/2010/wordml" xmlns:w15="http://schemas.microsoft.com/office/word/2012/wordml" xmlns:w16cex="http://schemas.microsoft.com/office/word/2018/wordml/cex" xmlns:w16cid="http://schemas.microsoft.com/office/word/2016/wordml/cid" xmlns:w16="http://schemas.microsoft.com/office/word/2018/wordml" xmlns:w16du="http://schemas.microsoft.com/office/word/2023/wordml/word16du" xmlns:w16sdtdh="http://schemas.microsoft.com/office/word/2020/wordml/sdtdatahash" xmlns:w16sdtfl="http://schemas.microsoft.com/office/word/2024/wordml/sdtformatlock" xmlns:w16se="http://schemas.microsoft.com/office/word/2015/wordml/symex" xmlns:wpg="http://schemas.microsoft.com/office/word/2010/wordprocessingGroup" xmlns:wpi="http://schemas.microsoft.com/office/word/2010/wordprocessingInk" xmlns:wne="http://schemas.microsoft.com/office/word/2006/wordml" xmlns:wps="http://schemas.microsoft.com/office/word/2010/wordprocessingShape" mc:Ignorable="w14 w15 w16se w16cid w16 w16cex w16sdtdh w16sdtfl w16du wp14">
   <w:abstractNum w:abstractNumId="0" w15:restartNumberingAfterBreak="0">
+    <w:nsid w:val="00C53540"/>
+    <w:multiLevelType w:val="multilevel"/>
+    <w:tmpl w:val="3558E14E"/>
+    <w:lvl w:ilvl="0">
+      <w:start w:val="1"/>
+      <w:numFmt w:val="bullet"/>
+      <w:lvlText w:val=""/>
+      <w:lvlJc w:val="left"/>
+      <w:pPr>
+        <w:tabs>
+          <w:tab w:val="num" w:pos="720"/>
+        </w:tabs>
+        <w:ind w:left="720" w:hanging="360"/>
+      </w:pPr>
+      <w:rPr>
+        <w:rFonts w:ascii="Symbol" w:hAnsi="Symbol" w:hint="default"/>
+        <w:sz w:val="20"/>
+      </w:rPr>
+    </w:lvl>
+    <w:lvl w:ilvl="1" w:tentative="1">
+      <w:start w:val="1"/>
+      <w:numFmt w:val="bullet"/>
+      <w:lvlText w:val="o"/>
+      <w:lvlJc w:val="left"/>
+      <w:pPr>
+        <w:tabs>
+          <w:tab w:val="num" w:pos="1440"/>
+        </w:tabs>
+        <w:ind w:left="1440" w:hanging="360"/>
+      </w:pPr>
+      <w:rPr>
+        <w:rFonts w:ascii="Courier New" w:hAnsi="Courier New" w:hint="default"/>
+        <w:sz w:val="20"/>
+      </w:rPr>
+    </w:lvl>
+    <w:lvl w:ilvl="2" w:tentative="1">
+      <w:start w:val="1"/>
+      <w:numFmt w:val="bullet"/>
+      <w:lvlText w:val=""/>
+      <w:lvlJc w:val="left"/>
+      <w:pPr>
+        <w:tabs>
+          <w:tab w:val="num" w:pos="2160"/>
+        </w:tabs>
+        <w:ind w:left="2160" w:hanging="360"/>
+      </w:pPr>
+      <w:rPr>
+        <w:rFonts w:ascii="Wingdings" w:hAnsi="Wingdings" w:hint="default"/>
+        <w:sz w:val="20"/>
+      </w:rPr>
+    </w:lvl>
+    <w:lvl w:ilvl="3" w:tentative="1">
+      <w:start w:val="1"/>
+      <w:numFmt w:val="bullet"/>
+      <w:lvlText w:val=""/>
+      <w:lvlJc w:val="left"/>
+      <w:pPr>
+        <w:tabs>
+          <w:tab w:val="num" w:pos="2880"/>
+        </w:tabs>
+        <w:ind w:left="2880" w:hanging="360"/>
+      </w:pPr>
+      <w:rPr>
+        <w:rFonts w:ascii="Wingdings" w:hAnsi="Wingdings" w:hint="default"/>
+        <w:sz w:val="20"/>
+      </w:rPr>
+    </w:lvl>
+    <w:lvl w:ilvl="4" w:tentative="1">
+      <w:start w:val="1"/>
+      <w:numFmt w:val="bullet"/>
+      <w:lvlText w:val=""/>
+      <w:lvlJc w:val="left"/>
+      <w:pPr>
+        <w:tabs>
+          <w:tab w:val="num" w:pos="3600"/>
+        </w:tabs>
+        <w:ind w:left="3600" w:hanging="360"/>
+      </w:pPr>
+      <w:rPr>
+        <w:rFonts w:ascii="Wingdings" w:hAnsi="Wingdings" w:hint="default"/>
+        <w:sz w:val="20"/>
+      </w:rPr>
+    </w:lvl>
+    <w:lvl w:ilvl="5" w:tentative="1">
+      <w:start w:val="1"/>
+      <w:numFmt w:val="bullet"/>
+      <w:lvlText w:val=""/>
+      <w:lvlJc w:val="left"/>
+      <w:pPr>
+        <w:tabs>
+          <w:tab w:val="num" w:pos="4320"/>
+        </w:tabs>
+        <w:ind w:left="4320" w:hanging="360"/>
+      </w:pPr>
+      <w:rPr>
+        <w:rFonts w:ascii="Wingdings" w:hAnsi="Wingdings" w:hint="default"/>
+        <w:sz w:val="20"/>
+      </w:rPr>
+    </w:lvl>
+    <w:lvl w:ilvl="6" w:tentative="1">
+      <w:start w:val="1"/>
+      <w:numFmt w:val="bullet"/>
+      <w:lvlText w:val=""/>
+      <w:lvlJc w:val="left"/>
+      <w:pPr>
+        <w:tabs>
+          <w:tab w:val="num" w:pos="5040"/>
+        </w:tabs>
+        <w:ind w:left="5040" w:hanging="360"/>
+      </w:pPr>
+      <w:rPr>
+        <w:rFonts w:ascii="Wingdings" w:hAnsi="Wingdings" w:hint="default"/>
+        <w:sz w:val="20"/>
+      </w:rPr>
+    </w:lvl>
+    <w:lvl w:ilvl="7" w:tentative="1">
+      <w:start w:val="1"/>
+      <w:numFmt w:val="bullet"/>
+      <w:lvlText w:val=""/>
+      <w:lvlJc w:val="left"/>
+      <w:pPr>
+        <w:tabs>
+          <w:tab w:val="num" w:pos="5760"/>
+        </w:tabs>
+        <w:ind w:left="5760" w:hanging="360"/>
+      </w:pPr>
+      <w:rPr>
+        <w:rFonts w:ascii="Wingdings" w:hAnsi="Wingdings" w:hint="default"/>
+        <w:sz w:val="20"/>
+      </w:rPr>
+    </w:lvl>
+    <w:lvl w:ilvl="8" w:tentative="1">
+      <w:start w:val="1"/>
+      <w:numFmt w:val="bullet"/>
+      <w:lvlText w:val=""/>
+      <w:lvlJc w:val="left"/>
+      <w:pPr>
+        <w:tabs>
+          <w:tab w:val="num" w:pos="6480"/>
+        </w:tabs>
+        <w:ind w:left="6480" w:hanging="360"/>
+      </w:pPr>
+      <w:rPr>
+        <w:rFonts w:ascii="Wingdings" w:hAnsi="Wingdings" w:hint="default"/>
+        <w:sz w:val="20"/>
+      </w:rPr>
+    </w:lvl>
+  </w:abstractNum>
+  <w:abstractNum w:abstractNumId="1" w15:restartNumberingAfterBreak="0">
+    <w:nsid w:val="3B3C27A2"/>
+    <w:multiLevelType w:val="multilevel"/>
+    <w:tmpl w:val="5DA85EF6"/>
+    <w:lvl w:ilvl="0">
+      <w:start w:val="1"/>
+      <w:numFmt w:val="bullet"/>
+      <w:lvlText w:val=""/>
+      <w:lvlJc w:val="left"/>
+      <w:pPr>
+        <w:tabs>
+          <w:tab w:val="num" w:pos="720"/>
+        </w:tabs>
+        <w:ind w:left="720" w:hanging="360"/>
+      </w:pPr>
+      <w:rPr>
+        <w:rFonts w:ascii="Symbol" w:hAnsi="Symbol" w:hint="default"/>
+        <w:sz w:val="20"/>
+      </w:rPr>
+    </w:lvl>
+    <w:lvl w:ilvl="1" w:tentative="1">
+      <w:start w:val="1"/>
+      <w:numFmt w:val="bullet"/>
+      <w:lvlText w:val="o"/>
+      <w:lvlJc w:val="left"/>
+      <w:pPr>
+        <w:tabs>
+          <w:tab w:val="num" w:pos="1440"/>
+        </w:tabs>
+        <w:ind w:left="1440" w:hanging="360"/>
+      </w:pPr>
+      <w:rPr>
+        <w:rFonts w:ascii="Courier New" w:hAnsi="Courier New" w:hint="default"/>
+        <w:sz w:val="20"/>
+      </w:rPr>
+    </w:lvl>
+    <w:lvl w:ilvl="2" w:tentative="1">
+      <w:start w:val="1"/>
+      <w:numFmt w:val="bullet"/>
+      <w:lvlText w:val=""/>
+      <w:lvlJc w:val="left"/>
+      <w:pPr>
+        <w:tabs>
+          <w:tab w:val="num" w:pos="2160"/>
+        </w:tabs>
+        <w:ind w:left="2160" w:hanging="360"/>
+      </w:pPr>
+      <w:rPr>
+        <w:rFonts w:ascii="Wingdings" w:hAnsi="Wingdings" w:hint="default"/>
+        <w:sz w:val="20"/>
+      </w:rPr>
+    </w:lvl>
+    <w:lvl w:ilvl="3" w:tentative="1">
+      <w:start w:val="1"/>
+      <w:numFmt w:val="bullet"/>
+      <w:lvlText w:val=""/>
+      <w:lvlJc w:val="left"/>
+      <w:pPr>
+        <w:tabs>
+          <w:tab w:val="num" w:pos="2880"/>
+        </w:tabs>
+        <w:ind w:left="2880" w:hanging="360"/>
+      </w:pPr>
+      <w:rPr>
+        <w:rFonts w:ascii="Wingdings" w:hAnsi="Wingdings" w:hint="default"/>
+        <w:sz w:val="20"/>
+      </w:rPr>
+    </w:lvl>
+    <w:lvl w:ilvl="4" w:tentative="1">
+      <w:start w:val="1"/>
+      <w:numFmt w:val="bullet"/>
+      <w:lvlText w:val=""/>
+      <w:lvlJc w:val="left"/>
+      <w:pPr>
+        <w:tabs>
+          <w:tab w:val="num" w:pos="3600"/>
+        </w:tabs>
+        <w:ind w:left="3600" w:hanging="360"/>
+      </w:pPr>
+      <w:rPr>
+        <w:rFonts w:ascii="Wingdings" w:hAnsi="Wingdings" w:hint="default"/>
+        <w:sz w:val="20"/>
+      </w:rPr>
+    </w:lvl>
+    <w:lvl w:ilvl="5" w:tentative="1">
+      <w:start w:val="1"/>
+      <w:numFmt w:val="bullet"/>
+      <w:lvlText w:val=""/>
+      <w:lvlJc w:val="left"/>
+      <w:pPr>
+        <w:tabs>
+          <w:tab w:val="num" w:pos="4320"/>
+        </w:tabs>
+        <w:ind w:left="4320" w:hanging="360"/>
+      </w:pPr>
+      <w:rPr>
+        <w:rFonts w:ascii="Wingdings" w:hAnsi="Wingdings" w:hint="default"/>
+        <w:sz w:val="20"/>
+      </w:rPr>
+    </w:lvl>
+    <w:lvl w:ilvl="6" w:tentative="1">
+      <w:start w:val="1"/>
+      <w:numFmt w:val="bullet"/>
+      <w:lvlText w:val=""/>
+      <w:lvlJc w:val="left"/>
+      <w:pPr>
+        <w:tabs>
+          <w:tab w:val="num" w:pos="5040"/>
+        </w:tabs>
+        <w:ind w:left="5040" w:hanging="360"/>
+      </w:pPr>
+      <w:rPr>
+        <w:rFonts w:ascii="Wingdings" w:hAnsi="Wingdings" w:hint="default"/>
+        <w:sz w:val="20"/>
+      </w:rPr>
+    </w:lvl>
+    <w:lvl w:ilvl="7" w:tentative="1">
+      <w:start w:val="1"/>
+      <w:numFmt w:val="bullet"/>
+      <w:lvlText w:val=""/>
+      <w:lvlJc w:val="left"/>
+      <w:pPr>
+        <w:tabs>
+          <w:tab w:val="num" w:pos="5760"/>
+        </w:tabs>
+        <w:ind w:left="5760" w:hanging="360"/>
+      </w:pPr>
+      <w:rPr>
+        <w:rFonts w:ascii="Wingdings" w:hAnsi="Wingdings" w:hint="default"/>
+        <w:sz w:val="20"/>
+      </w:rPr>
+    </w:lvl>
+    <w:lvl w:ilvl="8" w:tentative="1">
+      <w:start w:val="1"/>
+      <w:numFmt w:val="bullet"/>
+      <w:lvlText w:val=""/>
+      <w:lvlJc w:val="left"/>
+      <w:pPr>
+        <w:tabs>
+          <w:tab w:val="num" w:pos="6480"/>
+        </w:tabs>
+        <w:ind w:left="6480" w:hanging="360"/>
+      </w:pPr>
+      <w:rPr>
+        <w:rFonts w:ascii="Wingdings" w:hAnsi="Wingdings" w:hint="default"/>
+        <w:sz w:val="20"/>
+      </w:rPr>
+    </w:lvl>
+  </w:abstractNum>
+  <w:abstractNum w:abstractNumId="2" w15:restartNumberingAfterBreak="0">
+    <w:nsid w:val="58DE78D2"/>
+    <w:multiLevelType w:val="multilevel"/>
+    <w:tmpl w:val="DB3882F8"/>
+    <w:lvl w:ilvl="0">
+      <w:start w:val="1"/>
+      <w:numFmt w:val="bullet"/>
+      <w:lvlText w:val=""/>
+      <w:lvlJc w:val="left"/>
+      <w:pPr>
+        <w:tabs>
+          <w:tab w:val="num" w:pos="720"/>
+        </w:tabs>
+        <w:ind w:left="720" w:hanging="360"/>
+      </w:pPr>
+      <w:rPr>
+        <w:rFonts w:ascii="Symbol" w:hAnsi="Symbol" w:hint="default"/>
+        <w:sz w:val="20"/>
+      </w:rPr>
+    </w:lvl>
+    <w:lvl w:ilvl="1" w:tentative="1">
+      <w:start w:val="1"/>
+      <w:numFmt w:val="bullet"/>
+      <w:lvlText w:val="o"/>
+      <w:lvlJc w:val="left"/>
+      <w:pPr>
+        <w:tabs>
+          <w:tab w:val="num" w:pos="1440"/>
+        </w:tabs>
+        <w:ind w:left="1440" w:hanging="360"/>
+      </w:pPr>
+      <w:rPr>
+        <w:rFonts w:ascii="Courier New" w:hAnsi="Courier New" w:hint="default"/>
+        <w:sz w:val="20"/>
+      </w:rPr>
+    </w:lvl>
+    <w:lvl w:ilvl="2" w:tentative="1">
+      <w:start w:val="1"/>
+      <w:numFmt w:val="bullet"/>
+      <w:lvlText w:val=""/>
+      <w:lvlJc w:val="left"/>
+      <w:pPr>
+        <w:tabs>
+          <w:tab w:val="num" w:pos="2160"/>
+        </w:tabs>
+        <w:ind w:left="2160" w:hanging="360"/>
+      </w:pPr>
+      <w:rPr>
+        <w:rFonts w:ascii="Wingdings" w:hAnsi="Wingdings" w:hint="default"/>
+        <w:sz w:val="20"/>
+      </w:rPr>
+    </w:lvl>
+    <w:lvl w:ilvl="3" w:tentative="1">
+      <w:start w:val="1"/>
+      <w:numFmt w:val="bullet"/>
+      <w:lvlText w:val=""/>
+      <w:lvlJc w:val="left"/>
+      <w:pPr>
+        <w:tabs>
+          <w:tab w:val="num" w:pos="2880"/>
+        </w:tabs>
+        <w:ind w:left="2880" w:hanging="360"/>
+      </w:pPr>
+      <w:rPr>
+        <w:rFonts w:ascii="Wingdings" w:hAnsi="Wingdings" w:hint="default"/>
+        <w:sz w:val="20"/>
+      </w:rPr>
+    </w:lvl>
+    <w:lvl w:ilvl="4" w:tentative="1">
+      <w:start w:val="1"/>
+      <w:numFmt w:val="bullet"/>
+      <w:lvlText w:val=""/>
+      <w:lvlJc w:val="left"/>
+      <w:pPr>
+        <w:tabs>
+          <w:tab w:val="num" w:pos="3600"/>
+        </w:tabs>
+        <w:ind w:left="3600" w:hanging="360"/>
+      </w:pPr>
+      <w:rPr>
+        <w:rFonts w:ascii="Wingdings" w:hAnsi="Wingdings" w:hint="default"/>
+        <w:sz w:val="20"/>
+      </w:rPr>
+    </w:lvl>
+    <w:lvl w:ilvl="5" w:tentative="1">
+      <w:start w:val="1"/>
+      <w:numFmt w:val="bullet"/>
+      <w:lvlText w:val=""/>
+      <w:lvlJc w:val="left"/>
+      <w:pPr>
+        <w:tabs>
+          <w:tab w:val="num" w:pos="4320"/>
+        </w:tabs>
+        <w:ind w:left="4320" w:hanging="360"/>
+      </w:pPr>
+      <w:rPr>
+        <w:rFonts w:ascii="Wingdings" w:hAnsi="Wingdings" w:hint="default"/>
+        <w:sz w:val="20"/>
+      </w:rPr>
+    </w:lvl>
+    <w:lvl w:ilvl="6" w:tentative="1">
+      <w:start w:val="1"/>
+      <w:numFmt w:val="bullet"/>
+      <w:lvlText w:val=""/>
+      <w:lvlJc w:val="left"/>
+      <w:pPr>
+        <w:tabs>
+          <w:tab w:val="num" w:pos="5040"/>
+        </w:tabs>
+        <w:ind w:left="5040" w:hanging="360"/>
+      </w:pPr>
+      <w:rPr>
+        <w:rFonts w:ascii="Wingdings" w:hAnsi="Wingdings" w:hint="default"/>
+        <w:sz w:val="20"/>
+      </w:rPr>
+    </w:lvl>
+    <w:lvl w:ilvl="7" w:tentative="1">
+      <w:start w:val="1"/>
+      <w:numFmt w:val="bullet"/>
+      <w:lvlText w:val=""/>
+      <w:lvlJc w:val="left"/>
+      <w:pPr>
+        <w:tabs>
+          <w:tab w:val="num" w:pos="5760"/>
+        </w:tabs>
+        <w:ind w:left="5760" w:hanging="360"/>
+      </w:pPr>
+      <w:rPr>
+        <w:rFonts w:ascii="Wingdings" w:hAnsi="Wingdings" w:hint="default"/>
+        <w:sz w:val="20"/>
+      </w:rPr>
+    </w:lvl>
+    <w:lvl w:ilvl="8" w:tentative="1">
+      <w:start w:val="1"/>
+      <w:numFmt w:val="bullet"/>
+      <w:lvlText w:val=""/>
+      <w:lvlJc w:val="left"/>
+      <w:pPr>
+        <w:tabs>
+          <w:tab w:val="num" w:pos="6480"/>
+        </w:tabs>
+        <w:ind w:left="6480" w:hanging="360"/>
+      </w:pPr>
+      <w:rPr>
+        <w:rFonts w:ascii="Wingdings" w:hAnsi="Wingdings" w:hint="default"/>
+        <w:sz w:val="20"/>
+      </w:rPr>
+    </w:lvl>
+  </w:abstractNum>
+  <w:abstractNum w:abstractNumId="3" w15:restartNumberingAfterBreak="0">
+    <w:nsid w:val="610D6FE0"/>
+    <w:multiLevelType w:val="multilevel"/>
+    <w:tmpl w:val="7632C604"/>
+    <w:lvl w:ilvl="0">
+      <w:start w:val="1"/>
+      <w:numFmt w:val="bullet"/>
+      <w:lvlText w:val=""/>
+      <w:lvlJc w:val="left"/>
+      <w:pPr>
+        <w:tabs>
+          <w:tab w:val="num" w:pos="720"/>
+        </w:tabs>
+        <w:ind w:left="720" w:hanging="360"/>
+      </w:pPr>
+      <w:rPr>
+        <w:rFonts w:ascii="Symbol" w:hAnsi="Symbol" w:hint="default"/>
+        <w:sz w:val="20"/>
+      </w:rPr>
+    </w:lvl>
+    <w:lvl w:ilvl="1" w:tentative="1">
+      <w:start w:val="1"/>
+      <w:numFmt w:val="bullet"/>
+      <w:lvlText w:val="o"/>
+      <w:lvlJc w:val="left"/>
+      <w:pPr>
+        <w:tabs>
+          <w:tab w:val="num" w:pos="1440"/>
+        </w:tabs>
+        <w:ind w:left="1440" w:hanging="360"/>
+      </w:pPr>
+      <w:rPr>
+        <w:rFonts w:ascii="Courier New" w:hAnsi="Courier New" w:hint="default"/>
+        <w:sz w:val="20"/>
+      </w:rPr>
+    </w:lvl>
+    <w:lvl w:ilvl="2" w:tentative="1">
+      <w:start w:val="1"/>
+      <w:numFmt w:val="bullet"/>
+      <w:lvlText w:val=""/>
+      <w:lvlJc w:val="left"/>
+      <w:pPr>
+        <w:tabs>
+          <w:tab w:val="num" w:pos="2160"/>
+        </w:tabs>
+        <w:ind w:left="2160" w:hanging="360"/>
+      </w:pPr>
+      <w:rPr>
+        <w:rFonts w:ascii="Wingdings" w:hAnsi="Wingdings" w:hint="default"/>
+        <w:sz w:val="20"/>
+      </w:rPr>
+    </w:lvl>
+    <w:lvl w:ilvl="3" w:tentative="1">
+      <w:start w:val="1"/>
+      <w:numFmt w:val="bullet"/>
+      <w:lvlText w:val=""/>
+      <w:lvlJc w:val="left"/>
+      <w:pPr>
+        <w:tabs>
+          <w:tab w:val="num" w:pos="2880"/>
+        </w:tabs>
+        <w:ind w:left="2880" w:hanging="360"/>
+      </w:pPr>
+      <w:rPr>
+        <w:rFonts w:ascii="Wingdings" w:hAnsi="Wingdings" w:hint="default"/>
+        <w:sz w:val="20"/>
+      </w:rPr>
+    </w:lvl>
+    <w:lvl w:ilvl="4" w:tentative="1">
+      <w:start w:val="1"/>
+      <w:numFmt w:val="bullet"/>
+      <w:lvlText w:val=""/>
+      <w:lvlJc w:val="left"/>
+      <w:pPr>
+        <w:tabs>
+          <w:tab w:val="num" w:pos="3600"/>
+        </w:tabs>
+        <w:ind w:left="3600" w:hanging="360"/>
+      </w:pPr>
+      <w:rPr>
+        <w:rFonts w:ascii="Wingdings" w:hAnsi="Wingdings" w:hint="default"/>
+        <w:sz w:val="20"/>
+      </w:rPr>
+    </w:lvl>
+    <w:lvl w:ilvl="5" w:tentative="1">
+      <w:start w:val="1"/>
+      <w:numFmt w:val="bullet"/>
+      <w:lvlText w:val=""/>
+      <w:lvlJc w:val="left"/>
+      <w:pPr>
+        <w:tabs>
+          <w:tab w:val="num" w:pos="4320"/>
+        </w:tabs>
+        <w:ind w:left="4320" w:hanging="360"/>
+      </w:pPr>
+      <w:rPr>
+        <w:rFonts w:ascii="Wingdings" w:hAnsi="Wingdings" w:hint="default"/>
+        <w:sz w:val="20"/>
+      </w:rPr>
+    </w:lvl>
+    <w:lvl w:ilvl="6" w:tentative="1">
+      <w:start w:val="1"/>
+      <w:numFmt w:val="bullet"/>
+      <w:lvlText w:val=""/>
+      <w:lvlJc w:val="left"/>
+      <w:pPr>
+        <w:tabs>
+          <w:tab w:val="num" w:pos="5040"/>
+        </w:tabs>
+        <w:ind w:left="5040" w:hanging="360"/>
+      </w:pPr>
+      <w:rPr>
+        <w:rFonts w:ascii="Wingdings" w:hAnsi="Wingdings" w:hint="default"/>
+        <w:sz w:val="20"/>
+      </w:rPr>
+    </w:lvl>
+    <w:lvl w:ilvl="7" w:tentative="1">
+      <w:start w:val="1"/>
+      <w:numFmt w:val="bullet"/>
+      <w:lvlText w:val=""/>
+      <w:lvlJc w:val="left"/>
+      <w:pPr>
+        <w:tabs>
+          <w:tab w:val="num" w:pos="5760"/>
+        </w:tabs>
+        <w:ind w:left="5760" w:hanging="360"/>
+      </w:pPr>
+      <w:rPr>
+        <w:rFonts w:ascii="Wingdings" w:hAnsi="Wingdings" w:hint="default"/>
+        <w:sz w:val="20"/>
+      </w:rPr>
+    </w:lvl>
+    <w:lvl w:ilvl="8" w:tentative="1">
+      <w:start w:val="1"/>
+      <w:numFmt w:val="bullet"/>
+      <w:lvlText w:val=""/>
+      <w:lvlJc w:val="left"/>
+      <w:pPr>
+        <w:tabs>
+          <w:tab w:val="num" w:pos="6480"/>
+        </w:tabs>
+        <w:ind w:left="6480" w:hanging="360"/>
+      </w:pPr>
+      <w:rPr>
+        <w:rFonts w:ascii="Wingdings" w:hAnsi="Wingdings" w:hint="default"/>
+        <w:sz w:val="20"/>
+      </w:rPr>
+    </w:lvl>
+  </w:abstractNum>
+  <w:abstractNum w:abstractNumId="4" w15:restartNumberingAfterBreak="0">
+    <w:nsid w:val="6C873CE2"/>
+    <w:multiLevelType w:val="multilevel"/>
+    <w:tmpl w:val="C2966788"/>
+    <w:lvl w:ilvl="0">
+      <w:start w:val="1"/>
+      <w:numFmt w:val="bullet"/>
+      <w:lvlText w:val=""/>
+      <w:lvlJc w:val="left"/>
+      <w:pPr>
+        <w:tabs>
+          <w:tab w:val="num" w:pos="720"/>
+        </w:tabs>
+        <w:ind w:left="720" w:hanging="360"/>
+      </w:pPr>
+      <w:rPr>
+        <w:rFonts w:ascii="Symbol" w:hAnsi="Symbol" w:hint="default"/>
+        <w:sz w:val="20"/>
+      </w:rPr>
+    </w:lvl>
+    <w:lvl w:ilvl="1" w:tentative="1">
+      <w:start w:val="1"/>
+      <w:numFmt w:val="bullet"/>
+      <w:lvlText w:val="o"/>
+      <w:lvlJc w:val="left"/>
+      <w:pPr>
+        <w:tabs>
+          <w:tab w:val="num" w:pos="1440"/>
+        </w:tabs>
+        <w:ind w:left="1440" w:hanging="360"/>
+      </w:pPr>
+      <w:rPr>
+        <w:rFonts w:ascii="Courier New" w:hAnsi="Courier New" w:hint="default"/>
+        <w:sz w:val="20"/>
+      </w:rPr>
+    </w:lvl>
+    <w:lvl w:ilvl="2" w:tentative="1">
+      <w:start w:val="1"/>
+      <w:numFmt w:val="bullet"/>
+      <w:lvlText w:val=""/>
+      <w:lvlJc w:val="left"/>
+      <w:pPr>
+        <w:tabs>
+          <w:tab w:val="num" w:pos="2160"/>
+        </w:tabs>
+        <w:ind w:left="2160" w:hanging="360"/>
+      </w:pPr>
+      <w:rPr>
+        <w:rFonts w:ascii="Wingdings" w:hAnsi="Wingdings" w:hint="default"/>
+        <w:sz w:val="20"/>
+      </w:rPr>
+    </w:lvl>
+    <w:lvl w:ilvl="3" w:tentative="1">
+      <w:start w:val="1"/>
+      <w:numFmt w:val="bullet"/>
+      <w:lvlText w:val=""/>
+      <w:lvlJc w:val="left"/>
+      <w:pPr>
+        <w:tabs>
+          <w:tab w:val="num" w:pos="2880"/>
+        </w:tabs>
+        <w:ind w:left="2880" w:hanging="360"/>
+      </w:pPr>
+      <w:rPr>
+        <w:rFonts w:ascii="Wingdings" w:hAnsi="Wingdings" w:hint="default"/>
+        <w:sz w:val="20"/>
+      </w:rPr>
+    </w:lvl>
+    <w:lvl w:ilvl="4" w:tentative="1">
+      <w:start w:val="1"/>
+      <w:numFmt w:val="bullet"/>
+      <w:lvlText w:val=""/>
+      <w:lvlJc w:val="left"/>
+      <w:pPr>
+        <w:tabs>
+          <w:tab w:val="num" w:pos="3600"/>
+        </w:tabs>
+        <w:ind w:left="3600" w:hanging="360"/>
+      </w:pPr>
+      <w:rPr>
+        <w:rFonts w:ascii="Wingdings" w:hAnsi="Wingdings" w:hint="default"/>
+        <w:sz w:val="20"/>
+      </w:rPr>
+    </w:lvl>
+    <w:lvl w:ilvl="5" w:tentative="1">
+      <w:start w:val="1"/>
+      <w:numFmt w:val="bullet"/>
+      <w:lvlText w:val=""/>
+      <w:lvlJc w:val="left"/>
+      <w:pPr>
+        <w:tabs>
+          <w:tab w:val="num" w:pos="4320"/>
+        </w:tabs>
+        <w:ind w:left="4320" w:hanging="360"/>
+      </w:pPr>
+      <w:rPr>
+        <w:rFonts w:ascii="Wingdings" w:hAnsi="Wingdings" w:hint="default"/>
+        <w:sz w:val="20"/>
+      </w:rPr>
+    </w:lvl>
+    <w:lvl w:ilvl="6" w:tentative="1">
+      <w:start w:val="1"/>
+      <w:numFmt w:val="bullet"/>
+      <w:lvlText w:val=""/>
+      <w:lvlJc w:val="left"/>
+      <w:pPr>
+        <w:tabs>
+          <w:tab w:val="num" w:pos="5040"/>
+        </w:tabs>
+        <w:ind w:left="5040" w:hanging="360"/>
+      </w:pPr>
+      <w:rPr>
+        <w:rFonts w:ascii="Wingdings" w:hAnsi="Wingdings" w:hint="default"/>
+        <w:sz w:val="20"/>
+      </w:rPr>
+    </w:lvl>
+    <w:lvl w:ilvl="7" w:tentative="1">
+      <w:start w:val="1"/>
+      <w:numFmt w:val="bullet"/>
+      <w:lvlText w:val=""/>
+      <w:lvlJc w:val="left"/>
+      <w:pPr>
+        <w:tabs>
+          <w:tab w:val="num" w:pos="5760"/>
+        </w:tabs>
+        <w:ind w:left="5760" w:hanging="360"/>
+      </w:pPr>
+      <w:rPr>
+        <w:rFonts w:ascii="Wingdings" w:hAnsi="Wingdings" w:hint="default"/>
+        <w:sz w:val="20"/>
+      </w:rPr>
+    </w:lvl>
+    <w:lvl w:ilvl="8" w:tentative="1">
+      <w:start w:val="1"/>
+      <w:numFmt w:val="bullet"/>
+      <w:lvlText w:val=""/>
+      <w:lvlJc w:val="left"/>
+      <w:pPr>
+        <w:tabs>
+          <w:tab w:val="num" w:pos="6480"/>
+        </w:tabs>
+        <w:ind w:left="6480" w:hanging="360"/>
+      </w:pPr>
+      <w:rPr>
+        <w:rFonts w:ascii="Wingdings" w:hAnsi="Wingdings" w:hint="default"/>
+        <w:sz w:val="20"/>
+      </w:rPr>
+    </w:lvl>
+  </w:abstractNum>
+  <w:abstractNum w:abstractNumId="5" w15:restartNumberingAfterBreak="0">
     <w:nsid w:val="79394370"/>
     <w:multiLevelType w:val="multilevel"/>
     <w:tmpl w:val="D8FCF6AC"/>
@@ -868,7 +2713,22 @@
     </w:lvl>
   </w:abstractNum>
   <w:num w:numId="1" w16cid:durableId="1801142412">
+    <w:abstractNumId w:val="5"/>
+  </w:num>
+  <w:num w:numId="2" w16cid:durableId="1013067310">
+    <w:abstractNumId w:val="1"/>
+  </w:num>
+  <w:num w:numId="3" w16cid:durableId="1913394513">
+    <w:abstractNumId w:val="2"/>
+  </w:num>
+  <w:num w:numId="4" w16cid:durableId="376050721">
     <w:abstractNumId w:val="0"/>
+  </w:num>
+  <w:num w:numId="5" w16cid:durableId="453331234">
+    <w:abstractNumId w:val="4"/>
+  </w:num>
+  <w:num w:numId="6" w16cid:durableId="98531350">
+    <w:abstractNumId w:val="3"/>
   </w:num>
 </w:numbering>
 </file>
@@ -1834,6 +3694,28 @@
     <w:uiPriority w:val="99"/>
     <w:rsid w:val="007E09BE"/>
   </w:style>
+  <w:style w:type="paragraph" w:styleId="Footer">
+    <w:name w:val="footer"/>
+    <w:basedOn w:val="Normal"/>
+    <w:link w:val="FooterChar"/>
+    <w:uiPriority w:val="99"/>
+    <w:unhideWhenUsed/>
+    <w:rsid w:val="00BB4501"/>
+    <w:pPr>
+      <w:tabs>
+        <w:tab w:val="center" w:pos="4680"/>
+        <w:tab w:val="right" w:pos="9360"/>
+      </w:tabs>
+      <w:spacing w:after="0" w:line="240" w:lineRule="auto"/>
+    </w:pPr>
+  </w:style>
+  <w:style w:type="character" w:customStyle="1" w:styleId="FooterChar">
+    <w:name w:val="Footer Char"/>
+    <w:basedOn w:val="DefaultParagraphFont"/>
+    <w:link w:val="Footer"/>
+    <w:uiPriority w:val="99"/>
+    <w:rsid w:val="00BB4501"/>
+  </w:style>
 </w:styles>
 </file>
 
